--- a/docassemble/PowerOfAttorneyRevocation/data/templates/powerofattorneyrevocation.docx
+++ b/docassemble/PowerOfAttorneyRevocation/data/templates/powerofattorneyrevocation.docx
@@ -8,22 +8,56 @@
         <w:jc w:val="right"/>
       </w:pPr>
       <w:r>
-        <w:t>{%p if poa_type["Property"] == True %}</w:t>
-      </w:r>
+        <w:t xml:space="preserve">{%p if </w:t>
+      </w:r>
+      <w:proofErr w:type="spellStart"/>
+      <w:r>
+        <w:t>poa_type</w:t>
+      </w:r>
+      <w:proofErr w:type="spellEnd"/>
+      <w:r>
+        <w:t xml:space="preserve">["Property"] == </w:t>
+      </w:r>
+      <w:proofErr w:type="gramStart"/>
+      <w:r>
+        <w:t>True %}</w:t>
+      </w:r>
+      <w:proofErr w:type="gramEnd"/>
     </w:p>
     <w:p>
       <w:pPr>
         <w:pStyle w:val="CM2"/>
         <w:jc w:val="right"/>
       </w:pPr>
-      <w:r>
-        <w:t>{{ user.</w:t>
-      </w:r>
-      <w:r>
-        <w:t>name_full()</w:t>
-      </w:r>
-      <w:r>
-        <w:t xml:space="preserve"> }}</w:t>
+      <w:proofErr w:type="gramStart"/>
+      <w:r>
+        <w:t xml:space="preserve">{{ </w:t>
+      </w:r>
+      <w:proofErr w:type="spellStart"/>
+      <w:r>
+        <w:t>user.</w:t>
+      </w:r>
+      <w:r>
+        <w:t>name</w:t>
+      </w:r>
+      <w:proofErr w:type="gramEnd"/>
+      <w:r>
+        <w:t>_</w:t>
+      </w:r>
+      <w:proofErr w:type="gramStart"/>
+      <w:r>
+        <w:t>full</w:t>
+      </w:r>
+      <w:proofErr w:type="spellEnd"/>
+      <w:r>
+        <w:t>()</w:t>
+      </w:r>
+      <w:r>
+        <w:t xml:space="preserve"> }</w:t>
+      </w:r>
+      <w:proofErr w:type="gramEnd"/>
+      <w:r>
+        <w:t>}</w:t>
       </w:r>
     </w:p>
     <w:p>
@@ -31,8 +65,37 @@
         <w:pStyle w:val="CM2"/>
         <w:jc w:val="right"/>
       </w:pPr>
-      <w:r>
-        <w:t>{{ user.address.line_one() }}</w:t>
+      <w:proofErr w:type="gramStart"/>
+      <w:r>
+        <w:t xml:space="preserve">{{ </w:t>
+      </w:r>
+      <w:proofErr w:type="spellStart"/>
+      <w:r>
+        <w:t>user</w:t>
+      </w:r>
+      <w:proofErr w:type="gramEnd"/>
+      <w:r>
+        <w:t>.</w:t>
+      </w:r>
+      <w:proofErr w:type="gramStart"/>
+      <w:r>
+        <w:t>address.line</w:t>
+      </w:r>
+      <w:proofErr w:type="gramEnd"/>
+      <w:r>
+        <w:t>_</w:t>
+      </w:r>
+      <w:proofErr w:type="gramStart"/>
+      <w:r>
+        <w:t>one</w:t>
+      </w:r>
+      <w:proofErr w:type="spellEnd"/>
+      <w:r>
+        <w:t>() }</w:t>
+      </w:r>
+      <w:proofErr w:type="gramEnd"/>
+      <w:r>
+        <w:t>}</w:t>
       </w:r>
     </w:p>
     <w:p>
@@ -40,8 +103,37 @@
         <w:pStyle w:val="CM2"/>
         <w:jc w:val="right"/>
       </w:pPr>
-      <w:r>
-        <w:t>{{ user.address.line_two() }}</w:t>
+      <w:proofErr w:type="gramStart"/>
+      <w:r>
+        <w:t xml:space="preserve">{{ </w:t>
+      </w:r>
+      <w:proofErr w:type="spellStart"/>
+      <w:r>
+        <w:t>user</w:t>
+      </w:r>
+      <w:proofErr w:type="gramEnd"/>
+      <w:r>
+        <w:t>.</w:t>
+      </w:r>
+      <w:proofErr w:type="gramStart"/>
+      <w:r>
+        <w:t>address.line</w:t>
+      </w:r>
+      <w:proofErr w:type="gramEnd"/>
+      <w:r>
+        <w:t>_</w:t>
+      </w:r>
+      <w:proofErr w:type="gramStart"/>
+      <w:r>
+        <w:t>two</w:t>
+      </w:r>
+      <w:proofErr w:type="spellEnd"/>
+      <w:r>
+        <w:t>() }</w:t>
+      </w:r>
+      <w:proofErr w:type="gramEnd"/>
+      <w:r>
+        <w:t>}</w:t>
       </w:r>
     </w:p>
     <w:p>
@@ -64,36 +156,115 @@
       <w:pPr>
         <w:pStyle w:val="CM2"/>
       </w:pPr>
-      <w:r>
-        <w:t>{{ property_agent.</w:t>
-      </w:r>
-      <w:r>
-        <w:t>name_full()</w:t>
-      </w:r>
-      <w:r>
-        <w:t xml:space="preserve"> }}</w:t>
-      </w:r>
-    </w:p>
-    <w:p>
-      <w:pPr>
-        <w:pStyle w:val="Default"/>
-      </w:pPr>
-      <w:r>
-        <w:t>{{ property_agent.address.line_one()</w:t>
-      </w:r>
-      <w:r>
-        <w:t xml:space="preserve"> }}</w:t>
-      </w:r>
-    </w:p>
-    <w:p>
-      <w:pPr>
-        <w:pStyle w:val="Default"/>
-      </w:pPr>
-      <w:r>
-        <w:t>{{ property_agent.address.line_two()</w:t>
-      </w:r>
-      <w:r>
-        <w:t xml:space="preserve"> }}</w:t>
+      <w:proofErr w:type="gramStart"/>
+      <w:r>
+        <w:t xml:space="preserve">{{ </w:t>
+      </w:r>
+      <w:proofErr w:type="spellStart"/>
+      <w:r>
+        <w:t>property_agent.</w:t>
+      </w:r>
+      <w:r>
+        <w:t>name</w:t>
+      </w:r>
+      <w:proofErr w:type="gramEnd"/>
+      <w:r>
+        <w:t>_</w:t>
+      </w:r>
+      <w:proofErr w:type="gramStart"/>
+      <w:r>
+        <w:t>full</w:t>
+      </w:r>
+      <w:proofErr w:type="spellEnd"/>
+      <w:r>
+        <w:t>()</w:t>
+      </w:r>
+      <w:r>
+        <w:t xml:space="preserve"> }</w:t>
+      </w:r>
+      <w:proofErr w:type="gramEnd"/>
+      <w:r>
+        <w:t>}</w:t>
+      </w:r>
+    </w:p>
+    <w:p>
+      <w:pPr>
+        <w:pStyle w:val="Default"/>
+      </w:pPr>
+      <w:proofErr w:type="gramStart"/>
+      <w:r>
+        <w:t xml:space="preserve">{{ </w:t>
+      </w:r>
+      <w:proofErr w:type="spellStart"/>
+      <w:r>
+        <w:t>property</w:t>
+      </w:r>
+      <w:proofErr w:type="gramEnd"/>
+      <w:r>
+        <w:t>_</w:t>
+      </w:r>
+      <w:proofErr w:type="gramStart"/>
+      <w:r>
+        <w:t>agent.address</w:t>
+      </w:r>
+      <w:proofErr w:type="gramEnd"/>
+      <w:r>
+        <w:t>.line_</w:t>
+      </w:r>
+      <w:proofErr w:type="gramStart"/>
+      <w:r>
+        <w:t>one</w:t>
+      </w:r>
+      <w:proofErr w:type="spellEnd"/>
+      <w:r>
+        <w:t>()</w:t>
+      </w:r>
+      <w:r>
+        <w:t xml:space="preserve"> }</w:t>
+      </w:r>
+      <w:proofErr w:type="gramEnd"/>
+      <w:r>
+        <w:t>}</w:t>
+      </w:r>
+    </w:p>
+    <w:p>
+      <w:pPr>
+        <w:pStyle w:val="Default"/>
+      </w:pPr>
+      <w:proofErr w:type="gramStart"/>
+      <w:r>
+        <w:t xml:space="preserve">{{ </w:t>
+      </w:r>
+      <w:proofErr w:type="spellStart"/>
+      <w:r>
+        <w:t>property</w:t>
+      </w:r>
+      <w:proofErr w:type="gramEnd"/>
+      <w:r>
+        <w:t>_</w:t>
+      </w:r>
+      <w:proofErr w:type="gramStart"/>
+      <w:r>
+        <w:t>agent.address</w:t>
+      </w:r>
+      <w:proofErr w:type="gramEnd"/>
+      <w:r>
+        <w:t>.line_</w:t>
+      </w:r>
+      <w:proofErr w:type="gramStart"/>
+      <w:r>
+        <w:t>two</w:t>
+      </w:r>
+      <w:proofErr w:type="spellEnd"/>
+      <w:r>
+        <w:t>()</w:t>
+      </w:r>
+      <w:r>
+        <w:t xml:space="preserve"> }</w:t>
+      </w:r>
+      <w:proofErr w:type="gramEnd"/>
+      <w:r>
+        <w:t>}</w:t>
       </w:r>
     </w:p>
     <w:p>
@@ -111,13 +282,37 @@
         <w:pStyle w:val="CM2"/>
       </w:pPr>
       <w:r>
-        <w:t>Dear {{ property_agent.</w:t>
-      </w:r>
-      <w:r>
-        <w:t>name_full()</w:t>
-      </w:r>
-      <w:r>
-        <w:t xml:space="preserve"> }},</w:t>
+        <w:t xml:space="preserve">Dear </w:t>
+      </w:r>
+      <w:proofErr w:type="gramStart"/>
+      <w:r>
+        <w:t xml:space="preserve">{{ </w:t>
+      </w:r>
+      <w:proofErr w:type="spellStart"/>
+      <w:r>
+        <w:t>property_agent.</w:t>
+      </w:r>
+      <w:r>
+        <w:t>name</w:t>
+      </w:r>
+      <w:proofErr w:type="gramEnd"/>
+      <w:r>
+        <w:t>_</w:t>
+      </w:r>
+      <w:proofErr w:type="gramStart"/>
+      <w:r>
+        <w:t>full</w:t>
+      </w:r>
+      <w:proofErr w:type="spellEnd"/>
+      <w:r>
+        <w:t>()</w:t>
+      </w:r>
+      <w:r>
+        <w:t xml:space="preserve"> }</w:t>
+      </w:r>
+      <w:proofErr w:type="gramEnd"/>
+      <w:r>
+        <w:t>},</w:t>
       </w:r>
     </w:p>
     <w:p>
@@ -133,7 +328,31 @@
         <w:t>This letter is to let you know that you are no longer my Agent for Power of Attorney for Property.  I now take away any power that I gave you over my money or property in the document dat</w:t>
       </w:r>
       <w:r>
-        <w:t xml:space="preserve">ed {{ property_revoke_date }}. </w:t>
+        <w:t xml:space="preserve">ed </w:t>
+      </w:r>
+      <w:proofErr w:type="gramStart"/>
+      <w:r>
+        <w:t xml:space="preserve">{{ </w:t>
+      </w:r>
+      <w:proofErr w:type="spellStart"/>
+      <w:r>
+        <w:t>property</w:t>
+      </w:r>
+      <w:proofErr w:type="gramEnd"/>
+      <w:r>
+        <w:t>_revoke_</w:t>
+      </w:r>
+      <w:proofErr w:type="gramStart"/>
+      <w:r>
+        <w:t>date</w:t>
+      </w:r>
+      <w:proofErr w:type="spellEnd"/>
+      <w:r>
+        <w:t xml:space="preserve"> }</w:t>
+      </w:r>
+      <w:proofErr w:type="gramEnd"/>
+      <w:r>
+        <w:t xml:space="preserve">}. </w:t>
       </w:r>
       <w:r>
         <w:t>Please see attached, notarized “Notice of Revocation of Durable Power of Attorney” for details.</w:t>
@@ -158,14 +377,35 @@
         <w:pStyle w:val="Default"/>
         <w:jc w:val="right"/>
       </w:pPr>
-      <w:r>
-        <w:t>{{ user.</w:t>
-      </w:r>
-      <w:r>
-        <w:t>name_full()</w:t>
-      </w:r>
-      <w:r>
-        <w:t xml:space="preserve"> }}</w:t>
+      <w:proofErr w:type="gramStart"/>
+      <w:r>
+        <w:t xml:space="preserve">{{ </w:t>
+      </w:r>
+      <w:proofErr w:type="spellStart"/>
+      <w:r>
+        <w:t>user.</w:t>
+      </w:r>
+      <w:r>
+        <w:t>name</w:t>
+      </w:r>
+      <w:proofErr w:type="gramEnd"/>
+      <w:r>
+        <w:t>_</w:t>
+      </w:r>
+      <w:proofErr w:type="gramStart"/>
+      <w:r>
+        <w:t>full</w:t>
+      </w:r>
+      <w:proofErr w:type="spellEnd"/>
+      <w:r>
+        <w:t>()</w:t>
+      </w:r>
+      <w:r>
+        <w:t xml:space="preserve"> }</w:t>
+      </w:r>
+      <w:proofErr w:type="gramEnd"/>
+      <w:r>
+        <w:t>}</w:t>
       </w:r>
     </w:p>
     <w:p>
@@ -208,68 +448,172 @@
         <w:pStyle w:val="Default"/>
       </w:pPr>
       <w:r>
-        <w:t>{% if any_property_successors == True %}</w:t>
+        <w:t xml:space="preserve">{% if </w:t>
+      </w:r>
+      <w:proofErr w:type="spellStart"/>
+      <w:r>
+        <w:t>any_property_successors</w:t>
+      </w:r>
+      <w:proofErr w:type="spellEnd"/>
+      <w:r>
+        <w:t xml:space="preserve"> == True </w:t>
+      </w:r>
+      <w:proofErr w:type="gramStart"/>
+      <w:r>
+        <w:t>%}</w:t>
       </w:r>
       <w:r>
         <w:rPr>
           <w:b/>
           <w:bCs/>
         </w:rPr>
-        <w:t>Successor Agents</w:t>
-      </w:r>
-    </w:p>
-    <w:p>
-      <w:pPr>
-        <w:pStyle w:val="Default"/>
-      </w:pPr>
-    </w:p>
-    <w:p>
-      <w:pPr>
-        <w:pStyle w:val="Default"/>
-      </w:pPr>
-      <w:r>
-        <w:t>{% for person in property_successors %}</w:t>
-      </w:r>
-    </w:p>
-    <w:p>
-      <w:pPr>
-        <w:pStyle w:val="Default"/>
-      </w:pPr>
-      <w:r>
-        <w:t>{{ person.</w:t>
-      </w:r>
-      <w:r>
-        <w:t>name_full()</w:t>
-      </w:r>
-      <w:r>
-        <w:t xml:space="preserve"> }}</w:t>
-      </w:r>
-    </w:p>
-    <w:p>
-      <w:pPr>
-        <w:pStyle w:val="Default"/>
-      </w:pPr>
-    </w:p>
-    <w:p>
-      <w:pPr>
-        <w:pStyle w:val="Default"/>
-      </w:pPr>
-      <w:r>
-        <w:t>{{ person.address.on_one_line() }}</w:t>
-      </w:r>
-    </w:p>
-    <w:p>
-      <w:pPr>
-        <w:pStyle w:val="Default"/>
-      </w:pPr>
-    </w:p>
-    <w:p>
-      <w:pPr>
-        <w:pStyle w:val="Default"/>
-      </w:pPr>
-      <w:r>
-        <w:t>{% endfor %}{% endif %}</w:t>
-      </w:r>
+        <w:t>Successor</w:t>
+      </w:r>
+      <w:proofErr w:type="gramEnd"/>
+      <w:r>
+        <w:rPr>
+          <w:b/>
+          <w:bCs/>
+        </w:rPr>
+        <w:t xml:space="preserve"> Agents</w:t>
+      </w:r>
+    </w:p>
+    <w:p>
+      <w:pPr>
+        <w:pStyle w:val="Default"/>
+      </w:pPr>
+    </w:p>
+    <w:p>
+      <w:pPr>
+        <w:pStyle w:val="Default"/>
+      </w:pPr>
+      <w:r>
+        <w:t xml:space="preserve">{% for person in </w:t>
+      </w:r>
+      <w:proofErr w:type="spellStart"/>
+      <w:r>
+        <w:t>property_</w:t>
+      </w:r>
+      <w:proofErr w:type="gramStart"/>
+      <w:r>
+        <w:t>successors</w:t>
+      </w:r>
+      <w:proofErr w:type="spellEnd"/>
+      <w:r>
+        <w:t xml:space="preserve"> %}</w:t>
+      </w:r>
+      <w:proofErr w:type="gramEnd"/>
+    </w:p>
+    <w:p>
+      <w:pPr>
+        <w:pStyle w:val="Default"/>
+      </w:pPr>
+      <w:proofErr w:type="gramStart"/>
+      <w:r>
+        <w:t xml:space="preserve">{{ </w:t>
+      </w:r>
+      <w:proofErr w:type="spellStart"/>
+      <w:r>
+        <w:t>person.</w:t>
+      </w:r>
+      <w:r>
+        <w:t>name</w:t>
+      </w:r>
+      <w:proofErr w:type="gramEnd"/>
+      <w:r>
+        <w:t>_</w:t>
+      </w:r>
+      <w:proofErr w:type="gramStart"/>
+      <w:r>
+        <w:t>full</w:t>
+      </w:r>
+      <w:proofErr w:type="spellEnd"/>
+      <w:r>
+        <w:t>()</w:t>
+      </w:r>
+      <w:r>
+        <w:t xml:space="preserve"> }</w:t>
+      </w:r>
+      <w:proofErr w:type="gramEnd"/>
+      <w:r>
+        <w:t>}</w:t>
+      </w:r>
+    </w:p>
+    <w:p>
+      <w:pPr>
+        <w:pStyle w:val="Default"/>
+      </w:pPr>
+    </w:p>
+    <w:p>
+      <w:pPr>
+        <w:pStyle w:val="Default"/>
+      </w:pPr>
+      <w:proofErr w:type="gramStart"/>
+      <w:r>
+        <w:t xml:space="preserve">{{ </w:t>
+      </w:r>
+      <w:proofErr w:type="spellStart"/>
+      <w:r>
+        <w:t>person</w:t>
+      </w:r>
+      <w:proofErr w:type="gramEnd"/>
+      <w:r>
+        <w:t>.</w:t>
+      </w:r>
+      <w:proofErr w:type="gramStart"/>
+      <w:r>
+        <w:t>address.on</w:t>
+      </w:r>
+      <w:proofErr w:type="gramEnd"/>
+      <w:r>
+        <w:t>_one_</w:t>
+      </w:r>
+      <w:proofErr w:type="gramStart"/>
+      <w:r>
+        <w:t>line</w:t>
+      </w:r>
+      <w:proofErr w:type="spellEnd"/>
+      <w:r>
+        <w:t>() }</w:t>
+      </w:r>
+      <w:proofErr w:type="gramEnd"/>
+      <w:r>
+        <w:t>}</w:t>
+      </w:r>
+    </w:p>
+    <w:p>
+      <w:pPr>
+        <w:pStyle w:val="Default"/>
+      </w:pPr>
+    </w:p>
+    <w:p>
+      <w:pPr>
+        <w:pStyle w:val="Default"/>
+      </w:pPr>
+      <w:r>
+        <w:t xml:space="preserve">{% </w:t>
+      </w:r>
+      <w:proofErr w:type="spellStart"/>
+      <w:r>
+        <w:t>endfor</w:t>
+      </w:r>
+      <w:proofErr w:type="spellEnd"/>
+      <w:r>
+        <w:t xml:space="preserve"> </w:t>
+      </w:r>
+      <w:proofErr w:type="gramStart"/>
+      <w:r>
+        <w:t>%}{</w:t>
+      </w:r>
+      <w:proofErr w:type="gramEnd"/>
+      <w:r>
+        <w:t xml:space="preserve">% </w:t>
+      </w:r>
+      <w:proofErr w:type="gramStart"/>
+      <w:r>
+        <w:t>endif %}</w:t>
+      </w:r>
+      <w:proofErr w:type="gramEnd"/>
     </w:p>
     <w:p>
       <w:pPr>
@@ -450,152 +794,495 @@
         <w:spacing w:after="240" w:line="360" w:lineRule="auto"/>
       </w:pPr>
       <w:r>
-        <w:t>I, {{ user.</w:t>
-      </w:r>
-      <w:r>
-        <w:t>name_full()</w:t>
+        <w:t xml:space="preserve">I, </w:t>
+      </w:r>
+      <w:proofErr w:type="gramStart"/>
+      <w:r>
+        <w:t xml:space="preserve">{{ </w:t>
+      </w:r>
+      <w:proofErr w:type="spellStart"/>
+      <w:r>
+        <w:t>user.</w:t>
+      </w:r>
+      <w:r>
+        <w:t>name</w:t>
+      </w:r>
+      <w:proofErr w:type="gramEnd"/>
+      <w:r>
+        <w:t>_</w:t>
+      </w:r>
+      <w:proofErr w:type="gramStart"/>
+      <w:r>
+        <w:t>full</w:t>
+      </w:r>
+      <w:proofErr w:type="spellEnd"/>
+      <w:r>
+        <w:t>()</w:t>
+      </w:r>
+      <w:r>
+        <w:t xml:space="preserve"> }</w:t>
+      </w:r>
+      <w:proofErr w:type="gramEnd"/>
+      <w:r>
+        <w:t>}</w:t>
+      </w:r>
+      <w:r>
+        <w:t xml:space="preserve"> of </w:t>
+      </w:r>
+      <w:proofErr w:type="gramStart"/>
+      <w:r>
+        <w:t xml:space="preserve">{{ </w:t>
+      </w:r>
+      <w:proofErr w:type="spellStart"/>
+      <w:r>
+        <w:t>user</w:t>
+      </w:r>
+      <w:proofErr w:type="gramEnd"/>
+      <w:r>
+        <w:t>.</w:t>
+      </w:r>
+      <w:proofErr w:type="gramStart"/>
+      <w:r>
+        <w:t>address.line</w:t>
+      </w:r>
+      <w:proofErr w:type="gramEnd"/>
+      <w:r>
+        <w:t>_</w:t>
+      </w:r>
+      <w:proofErr w:type="gramStart"/>
+      <w:r>
+        <w:t>one</w:t>
+      </w:r>
+      <w:proofErr w:type="spellEnd"/>
+      <w:r>
+        <w:t>() }</w:t>
+      </w:r>
+      <w:proofErr w:type="gramEnd"/>
+      <w:r>
+        <w:t xml:space="preserve">}, </w:t>
+      </w:r>
+      <w:proofErr w:type="gramStart"/>
+      <w:r>
+        <w:t xml:space="preserve">{{ </w:t>
+      </w:r>
+      <w:proofErr w:type="spellStart"/>
+      <w:r>
+        <w:t>user</w:t>
+      </w:r>
+      <w:proofErr w:type="gramEnd"/>
+      <w:r>
+        <w:t>.</w:t>
+      </w:r>
+      <w:proofErr w:type="gramStart"/>
+      <w:r>
+        <w:t>address.city</w:t>
+      </w:r>
+      <w:proofErr w:type="spellEnd"/>
+      <w:proofErr w:type="gramEnd"/>
+      <w:r>
+        <w:t xml:space="preserve"> }}, </w:t>
+      </w:r>
+      <w:proofErr w:type="gramStart"/>
+      <w:r>
+        <w:t xml:space="preserve">{{ </w:t>
+      </w:r>
+      <w:proofErr w:type="spellStart"/>
+      <w:r>
+        <w:t>end</w:t>
+      </w:r>
+      <w:proofErr w:type="gramEnd"/>
+      <w:r>
+        <w:t>_in_county</w:t>
+      </w:r>
+      <w:proofErr w:type="spellEnd"/>
+      <w:r>
+        <w:t>(</w:t>
+      </w:r>
+      <w:proofErr w:type="spellStart"/>
+      <w:proofErr w:type="gramStart"/>
+      <w:r>
+        <w:t>user.address</w:t>
+      </w:r>
+      <w:proofErr w:type="gramEnd"/>
+      <w:r>
+        <w:t>.county</w:t>
+      </w:r>
+      <w:proofErr w:type="spellEnd"/>
+      <w:proofErr w:type="gramStart"/>
+      <w:r>
+        <w:t>)</w:t>
+      </w:r>
+      <w:r>
+        <w:t xml:space="preserve"> }</w:t>
+      </w:r>
+      <w:proofErr w:type="gramEnd"/>
+      <w:r>
+        <w:t>}</w:t>
+      </w:r>
+      <w:r>
+        <w:t xml:space="preserve">, </w:t>
+      </w:r>
+      <w:proofErr w:type="gramStart"/>
+      <w:r>
+        <w:t xml:space="preserve">{{ </w:t>
+      </w:r>
+      <w:proofErr w:type="spellStart"/>
+      <w:r>
+        <w:t>user</w:t>
+      </w:r>
+      <w:proofErr w:type="gramEnd"/>
+      <w:r>
+        <w:t>.</w:t>
+      </w:r>
+      <w:proofErr w:type="gramStart"/>
+      <w:r>
+        <w:t>address.state</w:t>
+      </w:r>
+      <w:proofErr w:type="spellEnd"/>
+      <w:proofErr w:type="gramEnd"/>
+      <w:r>
+        <w:t xml:space="preserve"> }}, revoke the </w:t>
+      </w:r>
+      <w:r>
+        <w:t xml:space="preserve">Durable Power </w:t>
+      </w:r>
+      <w:r>
+        <w:t xml:space="preserve">of Attorney for Property dated </w:t>
+      </w:r>
+      <w:proofErr w:type="gramStart"/>
+      <w:r>
+        <w:t xml:space="preserve">{{ </w:t>
+      </w:r>
+      <w:proofErr w:type="spellStart"/>
+      <w:r>
+        <w:t>property</w:t>
+      </w:r>
+      <w:proofErr w:type="gramEnd"/>
+      <w:r>
+        <w:t>_agent_</w:t>
+      </w:r>
+      <w:proofErr w:type="gramStart"/>
+      <w:r>
+        <w:t>date</w:t>
+      </w:r>
+      <w:proofErr w:type="spellEnd"/>
+      <w:r>
+        <w:t xml:space="preserve"> }</w:t>
+      </w:r>
+      <w:proofErr w:type="gramEnd"/>
+      <w:r>
+        <w:t xml:space="preserve">}, empowering </w:t>
+      </w:r>
+      <w:proofErr w:type="gramStart"/>
+      <w:r>
+        <w:t xml:space="preserve">{{ </w:t>
+      </w:r>
+      <w:proofErr w:type="spellStart"/>
+      <w:r>
+        <w:t>property_agent.name</w:t>
+      </w:r>
+      <w:proofErr w:type="gramEnd"/>
+      <w:r>
+        <w:t>.</w:t>
+      </w:r>
+      <w:proofErr w:type="gramStart"/>
+      <w:r>
+        <w:t>full</w:t>
+      </w:r>
+      <w:proofErr w:type="spellEnd"/>
+      <w:r>
+        <w:t>(</w:t>
+      </w:r>
+      <w:proofErr w:type="gramEnd"/>
+      <w:r>
+        <w:t>middle= ‘full’</w:t>
+      </w:r>
+      <w:proofErr w:type="gramStart"/>
+      <w:r>
+        <w:t>) }</w:t>
+      </w:r>
+      <w:proofErr w:type="gramEnd"/>
+      <w:r>
+        <w:t>} to a</w:t>
+      </w:r>
+      <w:r>
+        <w:t xml:space="preserve">ct as my agent. {% if </w:t>
+      </w:r>
+      <w:proofErr w:type="spellStart"/>
+      <w:r>
+        <w:t>any_property</w:t>
+      </w:r>
+      <w:r>
+        <w:t>_successors</w:t>
+      </w:r>
+      <w:proofErr w:type="spellEnd"/>
+      <w:r>
+        <w:t xml:space="preserve"> == True %}</w:t>
+      </w:r>
+      <w:r>
+        <w:t>In this doc</w:t>
+      </w:r>
+      <w:r>
+        <w:t xml:space="preserve">ument, the following successor agent(s) were named: </w:t>
+      </w:r>
+      <w:r>
+        <w:t>{{</w:t>
+      </w:r>
+      <w:proofErr w:type="spellStart"/>
+      <w:r>
+        <w:t>property_successors</w:t>
+      </w:r>
+      <w:r>
+        <w:t>.full_names</w:t>
+      </w:r>
+      <w:proofErr w:type="spellEnd"/>
+      <w:r>
+        <w:t>()</w:t>
+      </w:r>
+      <w:r>
+        <w:t>)}}</w:t>
+      </w:r>
+      <w:r>
+        <w:t>.</w:t>
+      </w:r>
+      <w:r>
+        <w:t xml:space="preserve">{% </w:t>
+      </w:r>
+      <w:r>
+        <w:t xml:space="preserve">if </w:t>
+      </w:r>
+      <w:proofErr w:type="spellStart"/>
+      <w:r>
+        <w:t>property_replace_agent</w:t>
+      </w:r>
+      <w:proofErr w:type="spellEnd"/>
+      <w:r>
+        <w:t xml:space="preserve"> == True %} {{ </w:t>
+      </w:r>
+      <w:proofErr w:type="spellStart"/>
+      <w:r>
+        <w:t>new_property_agent.</w:t>
+      </w:r>
+      <w:r>
+        <w:t>name_full</w:t>
+      </w:r>
+      <w:proofErr w:type="spellEnd"/>
+      <w:r>
+        <w:t>()</w:t>
       </w:r>
       <w:r>
         <w:t xml:space="preserve"> }}</w:t>
       </w:r>
       <w:r>
-        <w:t xml:space="preserve"> of </w:t>
-      </w:r>
-      <w:r>
-        <w:t xml:space="preserve">{{ user.address.line_one() }}, {{ user.address.city }}, {{ user.address.county }} County, {{ user.address.state }}, revoke the </w:t>
-      </w:r>
-      <w:r>
-        <w:t xml:space="preserve">Durable Power </w:t>
-      </w:r>
-      <w:r>
-        <w:t>of Attorney for Property dated {{ property_agent_date }}, empowering {{ property_agent.name.full(middle= ‘full’) }} to a</w:t>
-      </w:r>
-      <w:r>
-        <w:t>ct as my agent. {% if any_property</w:t>
-      </w:r>
-      <w:r>
-        <w:t>_successors == True %}</w:t>
-      </w:r>
-      <w:r>
-        <w:t>In this doc</w:t>
-      </w:r>
-      <w:r>
-        <w:t xml:space="preserve">ument, the following successor agent(s) were named: </w:t>
-      </w:r>
-      <w:r>
-        <w:t>{{property_successors</w:t>
-      </w:r>
-      <w:r>
-        <w:t>.full_names()</w:t>
-      </w:r>
-      <w:r>
-        <w:t>)}}</w:t>
+        <w:t xml:space="preserve"> </w:t>
+      </w:r>
+      <w:r>
+        <w:t xml:space="preserve">shall now take the place of {{ </w:t>
+      </w:r>
+      <w:proofErr w:type="spellStart"/>
+      <w:r>
+        <w:t>property_agent.</w:t>
+      </w:r>
+      <w:r>
+        <w:t>name_full</w:t>
+      </w:r>
+      <w:proofErr w:type="spellEnd"/>
+      <w:r>
+        <w:t>()</w:t>
+      </w:r>
+      <w:r>
+        <w:t xml:space="preserve"> }}</w:t>
+      </w:r>
+      <w:r>
+        <w:t xml:space="preserve"> as my agent for </w:t>
+      </w:r>
+      <w:r>
+        <w:t>Power of Attorney for Property.{% endif %}</w:t>
+      </w:r>
+      <w:r>
+        <w:t xml:space="preserve">{% for person in </w:t>
+      </w:r>
+      <w:proofErr w:type="spellStart"/>
+      <w:r>
+        <w:t>property_successors</w:t>
+      </w:r>
+      <w:proofErr w:type="spellEnd"/>
+      <w:r>
+        <w:t xml:space="preserve"> %}</w:t>
+      </w:r>
+      <w:r>
+        <w:t xml:space="preserve">{% if person != </w:t>
+      </w:r>
+      <w:proofErr w:type="spellStart"/>
+      <w:r>
+        <w:t>property_who_is_promo</w:t>
+      </w:r>
+      <w:r>
+        <w:t>ted</w:t>
+      </w:r>
+      <w:proofErr w:type="spellEnd"/>
+      <w:r>
+        <w:t xml:space="preserve"> %}</w:t>
+      </w:r>
+      <w:r>
+        <w:t xml:space="preserve">{% if </w:t>
+      </w:r>
+      <w:proofErr w:type="spellStart"/>
+      <w:r>
+        <w:t>property_replace_agent</w:t>
+      </w:r>
+      <w:proofErr w:type="spellEnd"/>
+      <w:r>
+        <w:t xml:space="preserve"> == True and </w:t>
+      </w:r>
+      <w:proofErr w:type="spellStart"/>
+      <w:r>
+        <w:t>person.remain</w:t>
+      </w:r>
+      <w:proofErr w:type="spellEnd"/>
+      <w:r>
+        <w:t xml:space="preserve"> == True %}</w:t>
+      </w:r>
+      <w:r>
+        <w:t xml:space="preserve"> </w:t>
+      </w:r>
+      <w:r>
+        <w:t xml:space="preserve">{{ </w:t>
+      </w:r>
+      <w:proofErr w:type="spellStart"/>
+      <w:r>
+        <w:t>person.name.full</w:t>
+      </w:r>
+      <w:proofErr w:type="spellEnd"/>
+      <w:r>
+        <w:t xml:space="preserve">(middle </w:t>
+      </w:r>
+      <w:r>
+        <w:t>= ‘full’) }}</w:t>
+      </w:r>
+      <w:r>
+        <w:t xml:space="preserve"> shall remain a successor agent for Power of Attorney for Property.</w:t>
+      </w:r>
+      <w:r>
+        <w:t>{% endif %}</w:t>
+      </w:r>
+      <w:r>
+        <w:t xml:space="preserve">{% if </w:t>
+      </w:r>
+      <w:proofErr w:type="spellStart"/>
+      <w:r>
+        <w:t>property_replace_agent</w:t>
+      </w:r>
+      <w:proofErr w:type="spellEnd"/>
+      <w:r>
+        <w:t xml:space="preserve"> == True and </w:t>
+      </w:r>
+      <w:proofErr w:type="spellStart"/>
+      <w:r>
+        <w:t>person.remain</w:t>
+      </w:r>
+      <w:proofErr w:type="spellEnd"/>
+      <w:r>
+        <w:t xml:space="preserve"> == False %}</w:t>
+      </w:r>
+      <w:r>
+        <w:t xml:space="preserve"> I hereby revoke and withdraw all </w:t>
+      </w:r>
+      <w:r>
+        <w:t xml:space="preserve">power and authority granted to {{ </w:t>
+      </w:r>
+      <w:proofErr w:type="spellStart"/>
+      <w:r>
+        <w:t>person.</w:t>
+      </w:r>
+      <w:r>
+        <w:t>name_full</w:t>
+      </w:r>
+      <w:proofErr w:type="spellEnd"/>
+      <w:r>
+        <w:t>()</w:t>
+      </w:r>
+      <w:r>
+        <w:t xml:space="preserve"> }}</w:t>
       </w:r>
       <w:r>
         <w:t>.</w:t>
       </w:r>
       <w:r>
+        <w:t>{% endif %}</w:t>
+      </w:r>
+      <w:r>
+        <w:t>{% endif %}</w:t>
+      </w:r>
+      <w:r>
         <w:t xml:space="preserve">{% </w:t>
       </w:r>
-      <w:r>
-        <w:t>if property_replace_agent == True %} {{ new_property_agent.</w:t>
-      </w:r>
-      <w:r>
-        <w:t>name_full()</w:t>
-      </w:r>
-      <w:r>
-        <w:t xml:space="preserve"> }}</w:t>
+      <w:proofErr w:type="spellStart"/>
+      <w:r>
+        <w:t>endfor</w:t>
+      </w:r>
+      <w:proofErr w:type="spellEnd"/>
+      <w:r>
+        <w:t xml:space="preserve"> %}</w:t>
+      </w:r>
+      <w:r>
+        <w:t xml:space="preserve">{% if </w:t>
+      </w:r>
+      <w:proofErr w:type="spellStart"/>
+      <w:r>
+        <w:t>property_replace_agent</w:t>
+      </w:r>
+      <w:proofErr w:type="spellEnd"/>
+      <w:r>
+        <w:t xml:space="preserve"> == False %}</w:t>
+      </w:r>
+      <w:r>
+        <w:t>I hereby revoke and withdraw all power and authority granted under the aforementioned Durable Power of Attorney for Property.</w:t>
       </w:r>
       <w:r>
         <w:t xml:space="preserve"> </w:t>
       </w:r>
       <w:r>
-        <w:t>shall now take the place of {{ property_agent.</w:t>
-      </w:r>
-      <w:r>
-        <w:t>name_full()</w:t>
-      </w:r>
-      <w:r>
-        <w:t xml:space="preserve"> }}</w:t>
-      </w:r>
-      <w:r>
-        <w:t xml:space="preserve"> as my agent for </w:t>
-      </w:r>
-      <w:r>
-        <w:t>Power of Attorney for Property.{% endif %}</w:t>
-      </w:r>
-      <w:r>
-        <w:t>{% for person in property_successors %}</w:t>
-      </w:r>
-      <w:r>
-        <w:t>{% if person != property_who_is_promo</w:t>
-      </w:r>
-      <w:r>
-        <w:t>ted %}</w:t>
-      </w:r>
-      <w:r>
-        <w:t>{% if property_replace_agent == True and person.remain == True %}</w:t>
-      </w:r>
-      <w:r>
-        <w:t xml:space="preserve"> </w:t>
-      </w:r>
-      <w:r>
-        <w:t xml:space="preserve">{{ person.name.full(middle </w:t>
-      </w:r>
-      <w:r>
-        <w:t>= ‘full’) }}</w:t>
-      </w:r>
-      <w:r>
-        <w:t xml:space="preserve"> shall remain a successor agent for Power of Attorney for Property.</w:t>
-      </w:r>
-      <w:r>
-        <w:t>{% endif %}</w:t>
-      </w:r>
-      <w:r>
-        <w:t>{% if property_replace_agent == True and person.remain == False %}</w:t>
-      </w:r>
-      <w:r>
-        <w:t xml:space="preserve"> I hereby revoke and withdraw all </w:t>
-      </w:r>
-      <w:r>
-        <w:t>power and authority granted to {{ person.</w:t>
-      </w:r>
-      <w:r>
-        <w:t>name_full()</w:t>
-      </w:r>
-      <w:r>
-        <w:t xml:space="preserve"> }}</w:t>
-      </w:r>
-      <w:r>
-        <w:t>.</w:t>
-      </w:r>
-      <w:r>
-        <w:t>{% endif %}</w:t>
-      </w:r>
-      <w:r>
-        <w:t>{% endif %}</w:t>
-      </w:r>
-      <w:r>
-        <w:t>{% endfor %}</w:t>
-      </w:r>
-      <w:r>
-        <w:t>{% if property_replace_agent == False %}</w:t>
-      </w:r>
-      <w:r>
-        <w:t>I hereby revoke and withdraw all power and authority granted under the aforementioned Durable Power of Attorney for Property.</w:t>
-      </w:r>
-      <w:r>
-        <w:t xml:space="preserve"> </w:t>
-      </w:r>
-      <w:r>
-        <w:t>{% endif %}</w:t>
-      </w:r>
-      <w:r>
-        <w:t>{% endif %}</w:t>
+        <w:t xml:space="preserve">{% endif </w:t>
+      </w:r>
+      <w:proofErr w:type="gramStart"/>
+      <w:r>
+        <w:t>%}</w:t>
+      </w:r>
+      <w:r>
+        <w:t>{</w:t>
+      </w:r>
+      <w:proofErr w:type="gramEnd"/>
+      <w:r>
+        <w:t>% endif %}</w:t>
       </w:r>
       <w:r>
         <w:br/>
-        <w:t>Dated: {{ property_revoke_date }}</w:t>
+        <w:t xml:space="preserve">Dated: </w:t>
+      </w:r>
+      <w:proofErr w:type="gramStart"/>
+      <w:r>
+        <w:t xml:space="preserve">{{ </w:t>
+      </w:r>
+      <w:proofErr w:type="spellStart"/>
+      <w:r>
+        <w:t>property</w:t>
+      </w:r>
+      <w:proofErr w:type="gramEnd"/>
+      <w:r>
+        <w:t>_revoke_</w:t>
+      </w:r>
+      <w:proofErr w:type="gramStart"/>
+      <w:r>
+        <w:t>date</w:t>
+      </w:r>
+      <w:proofErr w:type="spellEnd"/>
+      <w:r>
+        <w:t xml:space="preserve"> }</w:t>
+      </w:r>
+      <w:proofErr w:type="gramEnd"/>
+      <w:r>
+        <w:t>}</w:t>
       </w:r>
     </w:p>
     <w:p>
@@ -781,7 +1468,6 @@
         <w:pStyle w:val="Default"/>
       </w:pPr>
       <w:r>
-        <w:lastRenderedPageBreak/>
         <w:t>Notary Public</w:t>
       </w:r>
     </w:p>
@@ -818,8 +1504,13 @@
         <w:pStyle w:val="Default"/>
       </w:pPr>
       <w:r>
-        <w:t>{%p endif %}</w:t>
-      </w:r>
+        <w:t xml:space="preserve">{%p </w:t>
+      </w:r>
+      <w:proofErr w:type="gramStart"/>
+      <w:r>
+        <w:t>endif %}</w:t>
+      </w:r>
+      <w:proofErr w:type="gramEnd"/>
     </w:p>
     <w:p>
       <w:pPr>
@@ -827,22 +1518,56 @@
         <w:jc w:val="right"/>
       </w:pPr>
       <w:r>
-        <w:t>{%p if poa_type["Health"] == True %}</w:t>
-      </w:r>
+        <w:t xml:space="preserve">{%p if </w:t>
+      </w:r>
+      <w:proofErr w:type="spellStart"/>
+      <w:r>
+        <w:t>poa_type</w:t>
+      </w:r>
+      <w:proofErr w:type="spellEnd"/>
+      <w:r>
+        <w:t xml:space="preserve">["Health"] == </w:t>
+      </w:r>
+      <w:proofErr w:type="gramStart"/>
+      <w:r>
+        <w:t>True %}</w:t>
+      </w:r>
+      <w:proofErr w:type="gramEnd"/>
     </w:p>
     <w:p>
       <w:pPr>
         <w:pStyle w:val="CM2"/>
         <w:jc w:val="right"/>
       </w:pPr>
-      <w:r>
-        <w:t>{{ user.</w:t>
-      </w:r>
-      <w:r>
-        <w:t>name_full()</w:t>
-      </w:r>
-      <w:r>
-        <w:t xml:space="preserve"> }}</w:t>
+      <w:proofErr w:type="gramStart"/>
+      <w:r>
+        <w:t xml:space="preserve">{{ </w:t>
+      </w:r>
+      <w:proofErr w:type="spellStart"/>
+      <w:r>
+        <w:t>user.</w:t>
+      </w:r>
+      <w:r>
+        <w:t>name</w:t>
+      </w:r>
+      <w:proofErr w:type="gramEnd"/>
+      <w:r>
+        <w:t>_</w:t>
+      </w:r>
+      <w:proofErr w:type="gramStart"/>
+      <w:r>
+        <w:t>full</w:t>
+      </w:r>
+      <w:proofErr w:type="spellEnd"/>
+      <w:r>
+        <w:t>()</w:t>
+      </w:r>
+      <w:r>
+        <w:t xml:space="preserve"> }</w:t>
+      </w:r>
+      <w:proofErr w:type="gramEnd"/>
+      <w:r>
+        <w:t>}</w:t>
       </w:r>
     </w:p>
     <w:p>
@@ -850,8 +1575,37 @@
         <w:pStyle w:val="CM2"/>
         <w:jc w:val="right"/>
       </w:pPr>
-      <w:r>
-        <w:t>{{ user.address.line_one() }}</w:t>
+      <w:proofErr w:type="gramStart"/>
+      <w:r>
+        <w:t xml:space="preserve">{{ </w:t>
+      </w:r>
+      <w:proofErr w:type="spellStart"/>
+      <w:r>
+        <w:t>user</w:t>
+      </w:r>
+      <w:proofErr w:type="gramEnd"/>
+      <w:r>
+        <w:t>.</w:t>
+      </w:r>
+      <w:proofErr w:type="gramStart"/>
+      <w:r>
+        <w:t>address.line</w:t>
+      </w:r>
+      <w:proofErr w:type="gramEnd"/>
+      <w:r>
+        <w:t>_</w:t>
+      </w:r>
+      <w:proofErr w:type="gramStart"/>
+      <w:r>
+        <w:t>one</w:t>
+      </w:r>
+      <w:proofErr w:type="spellEnd"/>
+      <w:r>
+        <w:t>() }</w:t>
+      </w:r>
+      <w:proofErr w:type="gramEnd"/>
+      <w:r>
+        <w:t>}</w:t>
       </w:r>
     </w:p>
     <w:p>
@@ -859,8 +1613,37 @@
         <w:pStyle w:val="CM2"/>
         <w:jc w:val="right"/>
       </w:pPr>
-      <w:r>
-        <w:t>{{ user.address.line_two() }}</w:t>
+      <w:proofErr w:type="gramStart"/>
+      <w:r>
+        <w:t xml:space="preserve">{{ </w:t>
+      </w:r>
+      <w:proofErr w:type="spellStart"/>
+      <w:r>
+        <w:t>user</w:t>
+      </w:r>
+      <w:proofErr w:type="gramEnd"/>
+      <w:r>
+        <w:t>.</w:t>
+      </w:r>
+      <w:proofErr w:type="gramStart"/>
+      <w:r>
+        <w:t>address.line</w:t>
+      </w:r>
+      <w:proofErr w:type="gramEnd"/>
+      <w:r>
+        <w:t>_</w:t>
+      </w:r>
+      <w:proofErr w:type="gramStart"/>
+      <w:r>
+        <w:t>two</w:t>
+      </w:r>
+      <w:proofErr w:type="spellEnd"/>
+      <w:r>
+        <w:t>() }</w:t>
+      </w:r>
+      <w:proofErr w:type="gramEnd"/>
+      <w:r>
+        <w:t>}</w:t>
       </w:r>
     </w:p>
     <w:p>
@@ -883,36 +1666,115 @@
       <w:pPr>
         <w:pStyle w:val="CM2"/>
       </w:pPr>
-      <w:r>
-        <w:t>{{ health_agent.</w:t>
-      </w:r>
-      <w:r>
-        <w:t>name_full()</w:t>
-      </w:r>
-      <w:r>
-        <w:t xml:space="preserve"> }}</w:t>
-      </w:r>
-    </w:p>
-    <w:p>
-      <w:pPr>
-        <w:pStyle w:val="Default"/>
-      </w:pPr>
-      <w:r>
-        <w:t>{{ health_agent.address.line_one()</w:t>
-      </w:r>
-      <w:r>
-        <w:t xml:space="preserve"> }}</w:t>
-      </w:r>
-    </w:p>
-    <w:p>
-      <w:pPr>
-        <w:pStyle w:val="Default"/>
-      </w:pPr>
-      <w:r>
-        <w:t>{{ health_agent.address.line_two()</w:t>
-      </w:r>
-      <w:r>
-        <w:t xml:space="preserve"> }}</w:t>
+      <w:proofErr w:type="gramStart"/>
+      <w:r>
+        <w:t xml:space="preserve">{{ </w:t>
+      </w:r>
+      <w:proofErr w:type="spellStart"/>
+      <w:r>
+        <w:t>health_agent.</w:t>
+      </w:r>
+      <w:r>
+        <w:t>name</w:t>
+      </w:r>
+      <w:proofErr w:type="gramEnd"/>
+      <w:r>
+        <w:t>_</w:t>
+      </w:r>
+      <w:proofErr w:type="gramStart"/>
+      <w:r>
+        <w:t>full</w:t>
+      </w:r>
+      <w:proofErr w:type="spellEnd"/>
+      <w:r>
+        <w:t>()</w:t>
+      </w:r>
+      <w:r>
+        <w:t xml:space="preserve"> }</w:t>
+      </w:r>
+      <w:proofErr w:type="gramEnd"/>
+      <w:r>
+        <w:t>}</w:t>
+      </w:r>
+    </w:p>
+    <w:p>
+      <w:pPr>
+        <w:pStyle w:val="Default"/>
+      </w:pPr>
+      <w:proofErr w:type="gramStart"/>
+      <w:r>
+        <w:t xml:space="preserve">{{ </w:t>
+      </w:r>
+      <w:proofErr w:type="spellStart"/>
+      <w:r>
+        <w:t>health</w:t>
+      </w:r>
+      <w:proofErr w:type="gramEnd"/>
+      <w:r>
+        <w:t>_</w:t>
+      </w:r>
+      <w:proofErr w:type="gramStart"/>
+      <w:r>
+        <w:t>agent.address</w:t>
+      </w:r>
+      <w:proofErr w:type="gramEnd"/>
+      <w:r>
+        <w:t>.line_</w:t>
+      </w:r>
+      <w:proofErr w:type="gramStart"/>
+      <w:r>
+        <w:t>one</w:t>
+      </w:r>
+      <w:proofErr w:type="spellEnd"/>
+      <w:r>
+        <w:t>()</w:t>
+      </w:r>
+      <w:r>
+        <w:t xml:space="preserve"> }</w:t>
+      </w:r>
+      <w:proofErr w:type="gramEnd"/>
+      <w:r>
+        <w:t>}</w:t>
+      </w:r>
+    </w:p>
+    <w:p>
+      <w:pPr>
+        <w:pStyle w:val="Default"/>
+      </w:pPr>
+      <w:proofErr w:type="gramStart"/>
+      <w:r>
+        <w:t xml:space="preserve">{{ </w:t>
+      </w:r>
+      <w:proofErr w:type="spellStart"/>
+      <w:r>
+        <w:t>health</w:t>
+      </w:r>
+      <w:proofErr w:type="gramEnd"/>
+      <w:r>
+        <w:t>_</w:t>
+      </w:r>
+      <w:proofErr w:type="gramStart"/>
+      <w:r>
+        <w:t>agent.address</w:t>
+      </w:r>
+      <w:proofErr w:type="gramEnd"/>
+      <w:r>
+        <w:t>.line_</w:t>
+      </w:r>
+      <w:proofErr w:type="gramStart"/>
+      <w:r>
+        <w:t>two</w:t>
+      </w:r>
+      <w:proofErr w:type="spellEnd"/>
+      <w:r>
+        <w:t>()</w:t>
+      </w:r>
+      <w:r>
+        <w:t xml:space="preserve"> }</w:t>
+      </w:r>
+      <w:proofErr w:type="gramEnd"/>
+      <w:r>
+        <w:t>}</w:t>
       </w:r>
     </w:p>
     <w:p>
@@ -935,26 +1797,74 @@
         <w:pStyle w:val="CM2"/>
       </w:pPr>
       <w:r>
-        <w:t>Dear {{ health_agent.</w:t>
-      </w:r>
-      <w:r>
-        <w:t>name_full()</w:t>
-      </w:r>
-      <w:r>
-        <w:t xml:space="preserve"> }},</w:t>
-      </w:r>
-    </w:p>
-    <w:p>
-      <w:pPr>
-        <w:pStyle w:val="Default"/>
-      </w:pPr>
-    </w:p>
-    <w:p>
-      <w:pPr>
-        <w:pStyle w:val="Default"/>
-      </w:pPr>
-      <w:r>
-        <w:t>This letter is to let you know that you are no longer my Agent for Power of Attorney for Health Care.  I now take away any power that I gave you over my health care decisions in the document dated {{ health_revoke_date }}.  Please see attached, notarized “Notice of Revocation of Durable Power of Attorney” for details.</w:t>
+        <w:t xml:space="preserve">Dear </w:t>
+      </w:r>
+      <w:proofErr w:type="gramStart"/>
+      <w:r>
+        <w:t xml:space="preserve">{{ </w:t>
+      </w:r>
+      <w:proofErr w:type="spellStart"/>
+      <w:r>
+        <w:t>health_agent.</w:t>
+      </w:r>
+      <w:r>
+        <w:t>name</w:t>
+      </w:r>
+      <w:proofErr w:type="gramEnd"/>
+      <w:r>
+        <w:t>_</w:t>
+      </w:r>
+      <w:proofErr w:type="gramStart"/>
+      <w:r>
+        <w:t>full</w:t>
+      </w:r>
+      <w:proofErr w:type="spellEnd"/>
+      <w:r>
+        <w:t>()</w:t>
+      </w:r>
+      <w:r>
+        <w:t xml:space="preserve"> }</w:t>
+      </w:r>
+      <w:proofErr w:type="gramEnd"/>
+      <w:r>
+        <w:t>},</w:t>
+      </w:r>
+    </w:p>
+    <w:p>
+      <w:pPr>
+        <w:pStyle w:val="Default"/>
+      </w:pPr>
+    </w:p>
+    <w:p>
+      <w:pPr>
+        <w:pStyle w:val="Default"/>
+      </w:pPr>
+      <w:r>
+        <w:t xml:space="preserve">This letter is to let you know that you are no longer my Agent for Power of Attorney for Health Care.  I now take away any power that I gave you over my health care decisions in the document dated </w:t>
+      </w:r>
+      <w:proofErr w:type="gramStart"/>
+      <w:r>
+        <w:t xml:space="preserve">{{ </w:t>
+      </w:r>
+      <w:proofErr w:type="spellStart"/>
+      <w:r>
+        <w:t>health</w:t>
+      </w:r>
+      <w:proofErr w:type="gramEnd"/>
+      <w:r>
+        <w:t>_revoke_</w:t>
+      </w:r>
+      <w:proofErr w:type="gramStart"/>
+      <w:r>
+        <w:t>date</w:t>
+      </w:r>
+      <w:proofErr w:type="spellEnd"/>
+      <w:r>
+        <w:t xml:space="preserve"> }</w:t>
+      </w:r>
+      <w:proofErr w:type="gramEnd"/>
+      <w:r>
+        <w:t>}.  Please see attached, notarized “Notice of Revocation of Durable Power of Attorney” for details.</w:t>
       </w:r>
     </w:p>
     <w:p>
@@ -976,14 +1886,35 @@
         <w:pStyle w:val="Default"/>
         <w:jc w:val="right"/>
       </w:pPr>
-      <w:r>
-        <w:t>{{ user.</w:t>
-      </w:r>
-      <w:r>
-        <w:t>name_full()</w:t>
-      </w:r>
-      <w:r>
-        <w:t xml:space="preserve"> }}</w:t>
+      <w:proofErr w:type="gramStart"/>
+      <w:r>
+        <w:t xml:space="preserve">{{ </w:t>
+      </w:r>
+      <w:proofErr w:type="spellStart"/>
+      <w:r>
+        <w:t>user.</w:t>
+      </w:r>
+      <w:r>
+        <w:t>name</w:t>
+      </w:r>
+      <w:proofErr w:type="gramEnd"/>
+      <w:r>
+        <w:t>_</w:t>
+      </w:r>
+      <w:proofErr w:type="gramStart"/>
+      <w:r>
+        <w:t>full</w:t>
+      </w:r>
+      <w:proofErr w:type="spellEnd"/>
+      <w:r>
+        <w:t>()</w:t>
+      </w:r>
+      <w:r>
+        <w:t xml:space="preserve"> }</w:t>
+      </w:r>
+      <w:proofErr w:type="gramEnd"/>
+      <w:r>
+        <w:t>}</w:t>
       </w:r>
     </w:p>
     <w:p>
@@ -1020,71 +1951,175 @@
         <w:pStyle w:val="Default"/>
       </w:pPr>
       <w:r>
-        <w:t>{% if any_health_successors == True %}</w:t>
+        <w:t xml:space="preserve">{% if </w:t>
+      </w:r>
+      <w:proofErr w:type="spellStart"/>
+      <w:r>
+        <w:t>any_health_successors</w:t>
+      </w:r>
+      <w:proofErr w:type="spellEnd"/>
+      <w:r>
+        <w:t xml:space="preserve"> == True </w:t>
+      </w:r>
+      <w:proofErr w:type="gramStart"/>
+      <w:r>
+        <w:t>%}</w:t>
       </w:r>
       <w:r>
         <w:rPr>
           <w:b/>
           <w:bCs/>
         </w:rPr>
-        <w:t>Successor Agents</w:t>
-      </w:r>
-    </w:p>
-    <w:p>
-      <w:pPr>
-        <w:pStyle w:val="Default"/>
-      </w:pPr>
-    </w:p>
-    <w:p>
-      <w:pPr>
-        <w:pStyle w:val="Default"/>
-      </w:pPr>
-      <w:r>
-        <w:t>{% for person in health</w:t>
-      </w:r>
-      <w:r>
-        <w:t>_successors %}</w:t>
-      </w:r>
-    </w:p>
-    <w:p>
-      <w:pPr>
-        <w:pStyle w:val="Default"/>
-      </w:pPr>
-      <w:r>
-        <w:t>{{ person.</w:t>
-      </w:r>
-      <w:r>
-        <w:t>name_full()</w:t>
-      </w:r>
-      <w:r>
-        <w:t xml:space="preserve"> }}</w:t>
-      </w:r>
-    </w:p>
-    <w:p>
-      <w:pPr>
-        <w:pStyle w:val="Default"/>
-      </w:pPr>
-    </w:p>
-    <w:p>
-      <w:pPr>
-        <w:pStyle w:val="Default"/>
-      </w:pPr>
-      <w:r>
-        <w:t>{{ person.address.on_one_line() }}</w:t>
-      </w:r>
-    </w:p>
-    <w:p>
-      <w:pPr>
-        <w:pStyle w:val="Default"/>
-      </w:pPr>
-    </w:p>
-    <w:p>
-      <w:pPr>
-        <w:pStyle w:val="Default"/>
-      </w:pPr>
-      <w:r>
-        <w:t>{% endfor %}{% endif %}</w:t>
-      </w:r>
+        <w:t>Successor</w:t>
+      </w:r>
+      <w:proofErr w:type="gramEnd"/>
+      <w:r>
+        <w:rPr>
+          <w:b/>
+          <w:bCs/>
+        </w:rPr>
+        <w:t xml:space="preserve"> Agents</w:t>
+      </w:r>
+    </w:p>
+    <w:p>
+      <w:pPr>
+        <w:pStyle w:val="Default"/>
+      </w:pPr>
+    </w:p>
+    <w:p>
+      <w:pPr>
+        <w:pStyle w:val="Default"/>
+      </w:pPr>
+      <w:r>
+        <w:t xml:space="preserve">{% for person in </w:t>
+      </w:r>
+      <w:proofErr w:type="spellStart"/>
+      <w:r>
+        <w:t>health</w:t>
+      </w:r>
+      <w:r>
+        <w:t>_</w:t>
+      </w:r>
+      <w:proofErr w:type="gramStart"/>
+      <w:r>
+        <w:t>successors</w:t>
+      </w:r>
+      <w:proofErr w:type="spellEnd"/>
+      <w:r>
+        <w:t xml:space="preserve"> %}</w:t>
+      </w:r>
+      <w:proofErr w:type="gramEnd"/>
+    </w:p>
+    <w:p>
+      <w:pPr>
+        <w:pStyle w:val="Default"/>
+      </w:pPr>
+      <w:proofErr w:type="gramStart"/>
+      <w:r>
+        <w:t xml:space="preserve">{{ </w:t>
+      </w:r>
+      <w:proofErr w:type="spellStart"/>
+      <w:r>
+        <w:t>person.</w:t>
+      </w:r>
+      <w:r>
+        <w:t>name</w:t>
+      </w:r>
+      <w:proofErr w:type="gramEnd"/>
+      <w:r>
+        <w:t>_</w:t>
+      </w:r>
+      <w:proofErr w:type="gramStart"/>
+      <w:r>
+        <w:t>full</w:t>
+      </w:r>
+      <w:proofErr w:type="spellEnd"/>
+      <w:r>
+        <w:t>()</w:t>
+      </w:r>
+      <w:r>
+        <w:t xml:space="preserve"> }</w:t>
+      </w:r>
+      <w:proofErr w:type="gramEnd"/>
+      <w:r>
+        <w:t>}</w:t>
+      </w:r>
+    </w:p>
+    <w:p>
+      <w:pPr>
+        <w:pStyle w:val="Default"/>
+      </w:pPr>
+    </w:p>
+    <w:p>
+      <w:pPr>
+        <w:pStyle w:val="Default"/>
+      </w:pPr>
+      <w:proofErr w:type="gramStart"/>
+      <w:r>
+        <w:t xml:space="preserve">{{ </w:t>
+      </w:r>
+      <w:proofErr w:type="spellStart"/>
+      <w:r>
+        <w:t>person</w:t>
+      </w:r>
+      <w:proofErr w:type="gramEnd"/>
+      <w:r>
+        <w:t>.</w:t>
+      </w:r>
+      <w:proofErr w:type="gramStart"/>
+      <w:r>
+        <w:t>address.on</w:t>
+      </w:r>
+      <w:proofErr w:type="gramEnd"/>
+      <w:r>
+        <w:t>_one_</w:t>
+      </w:r>
+      <w:proofErr w:type="gramStart"/>
+      <w:r>
+        <w:t>line</w:t>
+      </w:r>
+      <w:proofErr w:type="spellEnd"/>
+      <w:r>
+        <w:t>() }</w:t>
+      </w:r>
+      <w:proofErr w:type="gramEnd"/>
+      <w:r>
+        <w:t>}</w:t>
+      </w:r>
+    </w:p>
+    <w:p>
+      <w:pPr>
+        <w:pStyle w:val="Default"/>
+      </w:pPr>
+    </w:p>
+    <w:p>
+      <w:pPr>
+        <w:pStyle w:val="Default"/>
+      </w:pPr>
+      <w:r>
+        <w:t xml:space="preserve">{% </w:t>
+      </w:r>
+      <w:proofErr w:type="spellStart"/>
+      <w:r>
+        <w:t>endfor</w:t>
+      </w:r>
+      <w:proofErr w:type="spellEnd"/>
+      <w:r>
+        <w:t xml:space="preserve"> </w:t>
+      </w:r>
+      <w:proofErr w:type="gramStart"/>
+      <w:r>
+        <w:t>%}{</w:t>
+      </w:r>
+      <w:proofErr w:type="gramEnd"/>
+      <w:r>
+        <w:t xml:space="preserve">% </w:t>
+      </w:r>
+      <w:proofErr w:type="gramStart"/>
+      <w:r>
+        <w:t>endif %}</w:t>
+      </w:r>
+      <w:proofErr w:type="gramEnd"/>
     </w:p>
     <w:p>
       <w:pPr>
@@ -1275,22 +2310,226 @@
         <w:spacing w:after="240" w:line="360" w:lineRule="auto"/>
       </w:pPr>
       <w:r>
-        <w:t>I, {{ user.</w:t>
-      </w:r>
-      <w:r>
-        <w:t>name_full()</w:t>
-      </w:r>
-      <w:r>
-        <w:t xml:space="preserve"> }} of {{ user.address.line_one() }}, {{ user.address.city }}, {{ user.address.county }} County, {{ user.address.state }}, revoke the Durable Power of Attorney for Health Care dated {{ health_agent_date }}, empowering {{ health_agent.name.full(middle= ‘full’) }} to act as my agent. {% if any_health_successors == True %}In this document, the following successor agent(s) were named: {</w:t>
+        <w:t xml:space="preserve">I, </w:t>
+      </w:r>
+      <w:proofErr w:type="gramStart"/>
+      <w:r>
+        <w:t xml:space="preserve">{{ </w:t>
+      </w:r>
+      <w:proofErr w:type="spellStart"/>
+      <w:r>
+        <w:t>user.</w:t>
+      </w:r>
+      <w:r>
+        <w:t>name</w:t>
+      </w:r>
+      <w:proofErr w:type="gramEnd"/>
+      <w:r>
+        <w:t>_</w:t>
+      </w:r>
+      <w:proofErr w:type="gramStart"/>
+      <w:r>
+        <w:t>full</w:t>
+      </w:r>
+      <w:proofErr w:type="spellEnd"/>
+      <w:r>
+        <w:t>()</w:t>
+      </w:r>
+      <w:r>
+        <w:t xml:space="preserve"> }</w:t>
+      </w:r>
+      <w:proofErr w:type="gramEnd"/>
+      <w:r>
+        <w:t xml:space="preserve">} of </w:t>
+      </w:r>
+      <w:proofErr w:type="gramStart"/>
+      <w:r>
+        <w:t xml:space="preserve">{{ </w:t>
+      </w:r>
+      <w:proofErr w:type="spellStart"/>
+      <w:r>
+        <w:t>user</w:t>
+      </w:r>
+      <w:proofErr w:type="gramEnd"/>
+      <w:r>
+        <w:t>.</w:t>
+      </w:r>
+      <w:proofErr w:type="gramStart"/>
+      <w:r>
+        <w:t>address.line</w:t>
+      </w:r>
+      <w:proofErr w:type="gramEnd"/>
+      <w:r>
+        <w:t>_</w:t>
+      </w:r>
+      <w:proofErr w:type="gramStart"/>
+      <w:r>
+        <w:t>one</w:t>
+      </w:r>
+      <w:proofErr w:type="spellEnd"/>
+      <w:r>
+        <w:t>() }</w:t>
+      </w:r>
+      <w:proofErr w:type="gramEnd"/>
+      <w:r>
+        <w:t xml:space="preserve">}, </w:t>
+      </w:r>
+      <w:proofErr w:type="gramStart"/>
+      <w:r>
+        <w:t xml:space="preserve">{{ </w:t>
+      </w:r>
+      <w:proofErr w:type="spellStart"/>
+      <w:r>
+        <w:t>user</w:t>
+      </w:r>
+      <w:proofErr w:type="gramEnd"/>
+      <w:r>
+        <w:t>.</w:t>
+      </w:r>
+      <w:proofErr w:type="gramStart"/>
+      <w:r>
+        <w:t>address.city</w:t>
+      </w:r>
+      <w:proofErr w:type="spellEnd"/>
+      <w:proofErr w:type="gramEnd"/>
+      <w:r>
+        <w:t xml:space="preserve"> }}, </w:t>
+      </w:r>
+      <w:proofErr w:type="gramStart"/>
+      <w:r>
+        <w:t xml:space="preserve">{{ </w:t>
+      </w:r>
+      <w:proofErr w:type="spellStart"/>
+      <w:r>
+        <w:t>end</w:t>
+      </w:r>
+      <w:proofErr w:type="gramEnd"/>
+      <w:r>
+        <w:t>_in_county</w:t>
+      </w:r>
+      <w:proofErr w:type="spellEnd"/>
+      <w:r>
+        <w:t>(</w:t>
+      </w:r>
+      <w:proofErr w:type="spellStart"/>
+      <w:proofErr w:type="gramStart"/>
+      <w:r>
+        <w:t>user.address</w:t>
+      </w:r>
+      <w:proofErr w:type="gramEnd"/>
+      <w:r>
+        <w:t>.county</w:t>
+      </w:r>
+      <w:proofErr w:type="spellEnd"/>
+      <w:proofErr w:type="gramStart"/>
+      <w:r>
+        <w:t>)</w:t>
+      </w:r>
+      <w:r>
+        <w:t xml:space="preserve"> }</w:t>
+      </w:r>
+      <w:proofErr w:type="gramEnd"/>
+      <w:r>
+        <w:t xml:space="preserve">, </w:t>
+      </w:r>
+      <w:proofErr w:type="gramStart"/>
+      <w:r>
+        <w:t xml:space="preserve">{{ </w:t>
+      </w:r>
+      <w:proofErr w:type="spellStart"/>
+      <w:r>
+        <w:t>user</w:t>
+      </w:r>
+      <w:proofErr w:type="gramEnd"/>
+      <w:r>
+        <w:t>.</w:t>
+      </w:r>
+      <w:proofErr w:type="gramStart"/>
+      <w:r>
+        <w:t>address.state</w:t>
+      </w:r>
+      <w:proofErr w:type="spellEnd"/>
+      <w:proofErr w:type="gramEnd"/>
+      <w:r>
+        <w:t xml:space="preserve"> }}, revoke the Durable Power of Attorney for Health Care dated </w:t>
+      </w:r>
+      <w:proofErr w:type="gramStart"/>
+      <w:r>
+        <w:t xml:space="preserve">{{ </w:t>
+      </w:r>
+      <w:proofErr w:type="spellStart"/>
+      <w:r>
+        <w:t>health</w:t>
+      </w:r>
+      <w:proofErr w:type="gramEnd"/>
+      <w:r>
+        <w:t>_agent_</w:t>
+      </w:r>
+      <w:proofErr w:type="gramStart"/>
+      <w:r>
+        <w:t>date</w:t>
+      </w:r>
+      <w:proofErr w:type="spellEnd"/>
+      <w:r>
+        <w:t xml:space="preserve"> }</w:t>
+      </w:r>
+      <w:proofErr w:type="gramEnd"/>
+      <w:r>
+        <w:t xml:space="preserve">}, empowering </w:t>
+      </w:r>
+      <w:proofErr w:type="gramStart"/>
+      <w:r>
+        <w:t xml:space="preserve">{{ </w:t>
+      </w:r>
+      <w:proofErr w:type="spellStart"/>
+      <w:r>
+        <w:t>health_agent.name</w:t>
+      </w:r>
+      <w:proofErr w:type="gramEnd"/>
+      <w:r>
+        <w:t>.</w:t>
+      </w:r>
+      <w:proofErr w:type="gramStart"/>
+      <w:r>
+        <w:t>full</w:t>
+      </w:r>
+      <w:proofErr w:type="spellEnd"/>
+      <w:r>
+        <w:t>(</w:t>
+      </w:r>
+      <w:proofErr w:type="gramEnd"/>
+      <w:r>
+        <w:t>middle= ‘full’</w:t>
+      </w:r>
+      <w:proofErr w:type="gramStart"/>
+      <w:r>
+        <w:t>) }</w:t>
+      </w:r>
+      <w:proofErr w:type="gramEnd"/>
+      <w:r>
+        <w:t xml:space="preserve">} to act as my agent. {% if </w:t>
+      </w:r>
+      <w:proofErr w:type="spellStart"/>
+      <w:r>
+        <w:t>any_health_successors</w:t>
+      </w:r>
+      <w:proofErr w:type="spellEnd"/>
+      <w:r>
+        <w:t xml:space="preserve"> == True %}In this document, the following successor agent(s) were named: {</w:t>
       </w:r>
       <w:r>
         <w:t>{</w:t>
       </w:r>
+      <w:proofErr w:type="spellStart"/>
       <w:r>
         <w:t>health_successors</w:t>
       </w:r>
       <w:r>
-        <w:t>.full_names()</w:t>
+        <w:t>.full_names</w:t>
+      </w:r>
+      <w:proofErr w:type="spellEnd"/>
+      <w:r>
+        <w:t>()</w:t>
       </w:r>
       <w:r>
         <w:t>}</w:t>
@@ -1299,10 +2538,26 @@
         <w:t>}.</w:t>
       </w:r>
       <w:r>
-        <w:t>{% if health_replace_agent == True %} {{ new_health_agent.</w:t>
-      </w:r>
-      <w:r>
-        <w:t>name_full()</w:t>
+        <w:t xml:space="preserve">{% if </w:t>
+      </w:r>
+      <w:proofErr w:type="spellStart"/>
+      <w:r>
+        <w:t>health_replace_agent</w:t>
+      </w:r>
+      <w:proofErr w:type="spellEnd"/>
+      <w:r>
+        <w:t xml:space="preserve"> == True %} {{ </w:t>
+      </w:r>
+      <w:proofErr w:type="spellStart"/>
+      <w:r>
+        <w:t>new_health_agent.</w:t>
+      </w:r>
+      <w:r>
+        <w:t>name_full</w:t>
+      </w:r>
+      <w:proofErr w:type="spellEnd"/>
+      <w:r>
+        <w:t>()</w:t>
       </w:r>
       <w:r>
         <w:t xml:space="preserve"> }}</w:t>
@@ -1314,13 +2569,21 @@
         <w:t>shall no</w:t>
       </w:r>
       <w:r>
-        <w:t>w take the place of {{ health</w:t>
+        <w:t xml:space="preserve">w take the place of {{ </w:t>
+      </w:r>
+      <w:proofErr w:type="spellStart"/>
+      <w:r>
+        <w:t>health</w:t>
       </w:r>
       <w:r>
         <w:t>_agent.</w:t>
       </w:r>
       <w:r>
-        <w:t>name_full()</w:t>
+        <w:t>name_full</w:t>
+      </w:r>
+      <w:proofErr w:type="spellEnd"/>
+      <w:r>
+        <w:t>()</w:t>
       </w:r>
       <w:r>
         <w:t xml:space="preserve"> }} as my agent for Power of Attorney for </w:t>
@@ -1332,28 +2595,65 @@
         <w:t>.{% endif %}</w:t>
       </w:r>
       <w:r>
-        <w:t>{% for person in health_successors %}</w:t>
+        <w:t xml:space="preserve">{% for person in </w:t>
+      </w:r>
+      <w:proofErr w:type="spellStart"/>
+      <w:r>
+        <w:t>health_successors</w:t>
+      </w:r>
+      <w:proofErr w:type="spellEnd"/>
+      <w:r>
+        <w:t xml:space="preserve"> %}</w:t>
       </w:r>
       <w:r>
         <w:t xml:space="preserve">{% if person != </w:t>
       </w:r>
+      <w:proofErr w:type="spellStart"/>
       <w:r>
         <w:t>health</w:t>
       </w:r>
       <w:r>
-        <w:t>_who_is_promoted %}</w:t>
-      </w:r>
-      <w:r>
-        <w:t>{% if health</w:t>
-      </w:r>
-      <w:r>
-        <w:t>_replace_agent == True and person.remain == True %}</w:t>
+        <w:t>_who_is_promoted</w:t>
+      </w:r>
+      <w:proofErr w:type="spellEnd"/>
+      <w:r>
+        <w:t xml:space="preserve"> %}</w:t>
+      </w:r>
+      <w:r>
+        <w:t xml:space="preserve">{% if </w:t>
+      </w:r>
+      <w:proofErr w:type="spellStart"/>
+      <w:r>
+        <w:t>health</w:t>
+      </w:r>
+      <w:r>
+        <w:t>_replace_agent</w:t>
+      </w:r>
+      <w:proofErr w:type="spellEnd"/>
+      <w:r>
+        <w:t xml:space="preserve"> == True and </w:t>
+      </w:r>
+      <w:proofErr w:type="spellStart"/>
+      <w:r>
+        <w:t>person.remain</w:t>
+      </w:r>
+      <w:proofErr w:type="spellEnd"/>
+      <w:r>
+        <w:t xml:space="preserve"> == True %}</w:t>
       </w:r>
       <w:r>
         <w:t xml:space="preserve"> </w:t>
       </w:r>
       <w:r>
-        <w:t xml:space="preserve">{{ person.name.full(middle </w:t>
+        <w:t xml:space="preserve">{{ </w:t>
+      </w:r>
+      <w:proofErr w:type="spellStart"/>
+      <w:r>
+        <w:t>person.name.full</w:t>
+      </w:r>
+      <w:proofErr w:type="spellEnd"/>
+      <w:r>
+        <w:t xml:space="preserve">(middle </w:t>
       </w:r>
       <w:r>
         <w:t xml:space="preserve">= ‘full’) }} shall remain a successor agent for Power of Attorney for </w:t>
@@ -1365,22 +2665,46 @@
         <w:t>.{% endif %}</w:t>
       </w:r>
       <w:r>
-        <w:t>{% if health</w:t>
-      </w:r>
-      <w:r>
-        <w:t>_replace_agent == True and person.</w:t>
-      </w:r>
-      <w:r>
-        <w:t>remain == False %}</w:t>
+        <w:t xml:space="preserve">{% if </w:t>
+      </w:r>
+      <w:proofErr w:type="spellStart"/>
+      <w:r>
+        <w:t>health</w:t>
+      </w:r>
+      <w:r>
+        <w:t>_replace_agent</w:t>
+      </w:r>
+      <w:proofErr w:type="spellEnd"/>
+      <w:r>
+        <w:t xml:space="preserve"> == True and </w:t>
+      </w:r>
+      <w:proofErr w:type="spellStart"/>
+      <w:r>
+        <w:t>person.</w:t>
+      </w:r>
+      <w:r>
+        <w:t>remain</w:t>
+      </w:r>
+      <w:proofErr w:type="spellEnd"/>
+      <w:r>
+        <w:t xml:space="preserve"> == False %}</w:t>
       </w:r>
       <w:r>
         <w:t xml:space="preserve"> </w:t>
       </w:r>
       <w:r>
-        <w:t>I hereby revoke and withdraw all power and authority granted to {{ person.</w:t>
-      </w:r>
-      <w:r>
-        <w:t>name_full()</w:t>
+        <w:t xml:space="preserve">I hereby revoke and withdraw all power and authority granted to {{ </w:t>
+      </w:r>
+      <w:proofErr w:type="spellStart"/>
+      <w:r>
+        <w:t>person.</w:t>
+      </w:r>
+      <w:r>
+        <w:t>name_full</w:t>
+      </w:r>
+      <w:proofErr w:type="spellEnd"/>
+      <w:r>
+        <w:t>()</w:t>
       </w:r>
       <w:r>
         <w:t xml:space="preserve"> }}</w:t>
@@ -1395,13 +2719,29 @@
         <w:t>{% endif %}</w:t>
       </w:r>
       <w:r>
-        <w:t>{% endfor %}</w:t>
-      </w:r>
-      <w:r>
-        <w:t>{% if health</w:t>
-      </w:r>
-      <w:r>
-        <w:t>_replace_agent == False %}</w:t>
+        <w:t xml:space="preserve">{% </w:t>
+      </w:r>
+      <w:proofErr w:type="spellStart"/>
+      <w:r>
+        <w:t>endfor</w:t>
+      </w:r>
+      <w:proofErr w:type="spellEnd"/>
+      <w:r>
+        <w:t xml:space="preserve"> %}</w:t>
+      </w:r>
+      <w:r>
+        <w:t xml:space="preserve">{% if </w:t>
+      </w:r>
+      <w:proofErr w:type="spellStart"/>
+      <w:r>
+        <w:t>health</w:t>
+      </w:r>
+      <w:r>
+        <w:t>_replace_agent</w:t>
+      </w:r>
+      <w:proofErr w:type="spellEnd"/>
+      <w:r>
+        <w:t xml:space="preserve"> == False %}</w:t>
       </w:r>
       <w:r>
         <w:t xml:space="preserve"> </w:t>
@@ -1419,17 +2759,46 @@
         <w:t xml:space="preserve"> </w:t>
       </w:r>
       <w:r>
-        <w:t>{% endif %}</w:t>
-      </w:r>
-      <w:r>
-        <w:t>{% endif %}</w:t>
+        <w:t xml:space="preserve">{% endif </w:t>
+      </w:r>
+      <w:proofErr w:type="gramStart"/>
+      <w:r>
+        <w:t>%}</w:t>
+      </w:r>
+      <w:r>
+        <w:t>{</w:t>
+      </w:r>
+      <w:proofErr w:type="gramEnd"/>
+      <w:r>
+        <w:t>% endif %}</w:t>
       </w:r>
       <w:r>
         <w:br/>
-        <w:t>Dated: {{ health</w:t>
-      </w:r>
-      <w:r>
-        <w:t>_revoke_date }}</w:t>
+        <w:t xml:space="preserve">Dated: </w:t>
+      </w:r>
+      <w:proofErr w:type="gramStart"/>
+      <w:r>
+        <w:t xml:space="preserve">{{ </w:t>
+      </w:r>
+      <w:proofErr w:type="spellStart"/>
+      <w:r>
+        <w:t>health</w:t>
+      </w:r>
+      <w:proofErr w:type="gramEnd"/>
+      <w:r>
+        <w:t>_revoke_</w:t>
+      </w:r>
+      <w:proofErr w:type="gramStart"/>
+      <w:r>
+        <w:t>date</w:t>
+      </w:r>
+      <w:proofErr w:type="spellEnd"/>
+      <w:r>
+        <w:t xml:space="preserve"> }</w:t>
+      </w:r>
+      <w:proofErr w:type="gramEnd"/>
+      <w:r>
+        <w:t>}</w:t>
       </w:r>
     </w:p>
     <w:p>
@@ -1665,7 +3034,17 @@
           <w:szCs w:val="28"/>
         </w:rPr>
         <w:lastRenderedPageBreak/>
-        <w:t>{% endif %}</w:t>
+        <w:t xml:space="preserve">{% endif </w:t>
+      </w:r>
+      <w:proofErr w:type="gramStart"/>
+      <w:r>
+        <w:rPr>
+          <w:b/>
+          <w:bCs/>
+          <w:sz w:val="28"/>
+          <w:szCs w:val="28"/>
+        </w:rPr>
+        <w:t>%}</w:t>
       </w:r>
       <w:r>
         <w:rPr>
@@ -1676,6 +3055,7 @@
         </w:rPr>
         <w:t>Instructions</w:t>
       </w:r>
+      <w:proofErr w:type="gramEnd"/>
     </w:p>
     <w:p>
       <w:pPr>
@@ -1729,7 +3109,23 @@
         <w:t xml:space="preserve">  </w:t>
       </w:r>
       <w:r>
-        <w:t>{% if poa_type.all_true() %}</w:t>
+        <w:t xml:space="preserve">{% if </w:t>
+      </w:r>
+      <w:proofErr w:type="spellStart"/>
+      <w:r>
+        <w:t>poa_type.all_</w:t>
+      </w:r>
+      <w:proofErr w:type="gramStart"/>
+      <w:r>
+        <w:t>true</w:t>
+      </w:r>
+      <w:proofErr w:type="spellEnd"/>
+      <w:r>
+        <w:t>(</w:t>
+      </w:r>
+      <w:proofErr w:type="gramEnd"/>
+      <w:r>
+        <w:t>) %}</w:t>
       </w:r>
       <w:r>
         <w:t xml:space="preserve"> </w:t>
@@ -1738,7 +3134,15 @@
         <w:t>If you are revoking power of attorney for both property and health care, you will need two copies of each “Notice of Rev</w:t>
       </w:r>
       <w:r>
-        <w:t>ocation” or four total Notices.{% endif %}</w:t>
+        <w:t xml:space="preserve">ocation” or four total </w:t>
+      </w:r>
+      <w:proofErr w:type="gramStart"/>
+      <w:r>
+        <w:t>Notices.{</w:t>
+      </w:r>
+      <w:proofErr w:type="gramEnd"/>
+      <w:r>
+        <w:t>% endif %}</w:t>
       </w:r>
     </w:p>
     <w:p>
@@ -1776,7 +3180,15 @@
         <w:t xml:space="preserve"> to witn</w:t>
       </w:r>
       <w:r>
-        <w:t xml:space="preserve">ess people signing documents.  You can usually find a notary at a currency exchange, a check-cashing office, a bank, a law office, or a court house. </w:t>
+        <w:t xml:space="preserve">ess people signing documents.  You can usually find a notary at a currency exchange, a check-cashing office, a bank, a law office, or a </w:t>
+      </w:r>
+      <w:proofErr w:type="gramStart"/>
+      <w:r>
+        <w:t>court house</w:t>
+      </w:r>
+      <w:proofErr w:type="gramEnd"/>
+      <w:r>
+        <w:t xml:space="preserve">. </w:t>
       </w:r>
     </w:p>
     <w:p>
@@ -1810,7 +3222,23 @@
         <w:t>ID.</w:t>
       </w:r>
       <w:r>
-        <w:t xml:space="preserve"> You must show the notary a driver’s license, passport, or state ID. The notary public must check that you are the person listed on the document.</w:t>
+        <w:t xml:space="preserve"> You must show the </w:t>
+      </w:r>
+      <w:proofErr w:type="gramStart"/>
+      <w:r>
+        <w:t>notary</w:t>
+      </w:r>
+      <w:proofErr w:type="gramEnd"/>
+      <w:r>
+        <w:t xml:space="preserve"> a driver’s license, passport, or state ID. </w:t>
+      </w:r>
+      <w:proofErr w:type="gramStart"/>
+      <w:r>
+        <w:t>The notary</w:t>
+      </w:r>
+      <w:proofErr w:type="gramEnd"/>
+      <w:r>
+        <w:t xml:space="preserve"> public must check that you are the person listed on the document.</w:t>
       </w:r>
     </w:p>
     <w:p>
@@ -1886,7 +3314,15 @@
         <w:contextualSpacing/>
       </w:pPr>
       <w:r>
-        <w:t>Postage, cost depends on how many you send and whether you choose certified mail.</w:t>
+        <w:t xml:space="preserve">Postage, cost depends on how </w:t>
+      </w:r>
+      <w:proofErr w:type="gramStart"/>
+      <w:r>
+        <w:t>many</w:t>
+      </w:r>
+      <w:proofErr w:type="gramEnd"/>
+      <w:r>
+        <w:t xml:space="preserve"> you send and whether you choose certified mail.</w:t>
       </w:r>
     </w:p>
     <w:p/>
@@ -1948,7 +3384,15 @@
         <w:contextualSpacing/>
       </w:pPr>
       <w:r>
-        <w:t xml:space="preserve">With the notary watching, sign your name where it says “Signature of Principal.” </w:t>
+        <w:t xml:space="preserve">With the notary watching, sign your name where it </w:t>
+      </w:r>
+      <w:proofErr w:type="gramStart"/>
+      <w:r>
+        <w:t>says</w:t>
+      </w:r>
+      <w:proofErr w:type="gramEnd"/>
+      <w:r>
+        <w:t xml:space="preserve"> “Signature of Principal.” </w:t>
       </w:r>
     </w:p>
     <w:p>
@@ -1974,7 +3418,15 @@
         <w:contextualSpacing/>
       </w:pPr>
       <w:r>
-        <w:t>You will need to pay the notary a fee of $1.00 per letter.</w:t>
+        <w:t xml:space="preserve">You will need to pay the notary </w:t>
+      </w:r>
+      <w:proofErr w:type="gramStart"/>
+      <w:r>
+        <w:t>a fee</w:t>
+      </w:r>
+      <w:proofErr w:type="gramEnd"/>
+      <w:r>
+        <w:t xml:space="preserve"> of $1.00 per letter.</w:t>
       </w:r>
     </w:p>
     <w:p/>
@@ -2004,52 +3456,153 @@
         <w:contextualSpacing/>
       </w:pPr>
       <w:r>
-        <w:t>Make several copies of your Notice of Revocation.  You will need to tell other people that your agent no longer has any right to</w:t>
-      </w:r>
-      <w:r>
-        <w:t>{% if poa_type.all_true() %}</w:t>
-      </w:r>
+        <w:t xml:space="preserve">Make several copies of your Notice of Revocation.  You will need to tell other people that your agent no longer has any right </w:t>
+      </w:r>
+      <w:proofErr w:type="gramStart"/>
+      <w:r>
+        <w:t>to</w:t>
+      </w:r>
+      <w:r>
+        <w:t>{</w:t>
+      </w:r>
+      <w:proofErr w:type="gramEnd"/>
+      <w:r>
+        <w:t xml:space="preserve">% if </w:t>
+      </w:r>
+      <w:proofErr w:type="spellStart"/>
+      <w:r>
+        <w:t>poa_type.all_</w:t>
+      </w:r>
+      <w:proofErr w:type="gramStart"/>
+      <w:r>
+        <w:t>true</w:t>
+      </w:r>
+      <w:proofErr w:type="spellEnd"/>
+      <w:r>
+        <w:t>() %}</w:t>
+      </w:r>
+      <w:proofErr w:type="gramEnd"/>
       <w:r>
         <w:t xml:space="preserve"> </w:t>
       </w:r>
       <w:r>
-        <w:t>make health decisions for you, or use or control your money and property.</w:t>
-      </w:r>
-      <w:r>
-        <w:t xml:space="preserve"> {% endif %}{% </w:t>
-      </w:r>
-      <w:r>
-        <w:t xml:space="preserve">if poa_type[“Property”] == True </w:t>
-      </w:r>
-      <w:r>
-        <w:t xml:space="preserve">and poa_type[“Health”] == False </w:t>
+        <w:t xml:space="preserve">make health decisions for </w:t>
+      </w:r>
+      <w:proofErr w:type="gramStart"/>
+      <w:r>
+        <w:t>you, or</w:t>
+      </w:r>
+      <w:proofErr w:type="gramEnd"/>
+      <w:r>
+        <w:t xml:space="preserve"> use or control your money and property.</w:t>
+      </w:r>
+      <w:r>
+        <w:t xml:space="preserve"> {% endif </w:t>
+      </w:r>
+      <w:proofErr w:type="gramStart"/>
+      <w:r>
+        <w:t>%}{</w:t>
+      </w:r>
+      <w:proofErr w:type="gramEnd"/>
+      <w:r>
+        <w:t xml:space="preserve">% </w:t>
+      </w:r>
+      <w:r>
+        <w:t xml:space="preserve">if </w:t>
+      </w:r>
+      <w:proofErr w:type="spellStart"/>
+      <w:r>
+        <w:t>poa_type</w:t>
+      </w:r>
+      <w:proofErr w:type="spellEnd"/>
+      <w:r>
+        <w:t xml:space="preserve">[“Property”] == True </w:t>
+      </w:r>
+      <w:r>
+        <w:t xml:space="preserve">and </w:t>
+      </w:r>
+      <w:proofErr w:type="spellStart"/>
+      <w:r>
+        <w:t>poa_type</w:t>
+      </w:r>
+      <w:proofErr w:type="spellEnd"/>
+      <w:r>
+        <w:t xml:space="preserve">[“Health”] == False </w:t>
       </w:r>
       <w:r>
         <w:t>%}</w:t>
       </w:r>
       <w:r>
-        <w:t xml:space="preserve"> use or control your money and property.</w:t>
-      </w:r>
-      <w:r>
-        <w:t xml:space="preserve">{% endif %}{% </w:t>
-      </w:r>
-      <w:r>
-        <w:t xml:space="preserve">if poa_type[“Health”] == True </w:t>
-      </w:r>
-      <w:r>
-        <w:t xml:space="preserve">and poa_type[“Property”] == False </w:t>
+        <w:t xml:space="preserve"> use or control your money and </w:t>
+      </w:r>
+      <w:proofErr w:type="gramStart"/>
+      <w:r>
+        <w:t>property.</w:t>
+      </w:r>
+      <w:r>
+        <w:t>{</w:t>
+      </w:r>
+      <w:proofErr w:type="gramEnd"/>
+      <w:r>
+        <w:t xml:space="preserve">% endif </w:t>
+      </w:r>
+      <w:proofErr w:type="gramStart"/>
+      <w:r>
+        <w:t>%}{</w:t>
+      </w:r>
+      <w:proofErr w:type="gramEnd"/>
+      <w:r>
+        <w:t xml:space="preserve">% </w:t>
+      </w:r>
+      <w:r>
+        <w:t xml:space="preserve">if </w:t>
+      </w:r>
+      <w:proofErr w:type="spellStart"/>
+      <w:r>
+        <w:t>poa_type</w:t>
+      </w:r>
+      <w:proofErr w:type="spellEnd"/>
+      <w:r>
+        <w:t xml:space="preserve">[“Health”] == True </w:t>
+      </w:r>
+      <w:r>
+        <w:t xml:space="preserve">and </w:t>
+      </w:r>
+      <w:proofErr w:type="spellStart"/>
+      <w:r>
+        <w:t>poa_type</w:t>
+      </w:r>
+      <w:proofErr w:type="spellEnd"/>
+      <w:r>
+        <w:t xml:space="preserve">[“Property”] == False </w:t>
       </w:r>
       <w:r>
         <w:t>%}</w:t>
       </w:r>
       <w:r>
-        <w:t xml:space="preserve"> make health decisions for you.</w:t>
-      </w:r>
-      <w:r>
-        <w:t>{% endif %}</w:t>
-      </w:r>
-      <w:r>
-        <w:t xml:space="preserve">  You need to send a copy to all the Successor Agents mentioned in the Notice.  You may also want to send a copy of your Notice to:</w:t>
+        <w:t xml:space="preserve"> make health decisions for </w:t>
+      </w:r>
+      <w:proofErr w:type="gramStart"/>
+      <w:r>
+        <w:t>you.</w:t>
+      </w:r>
+      <w:r>
+        <w:t>{</w:t>
+      </w:r>
+      <w:proofErr w:type="gramEnd"/>
+      <w:r>
+        <w:t xml:space="preserve">% endif </w:t>
+      </w:r>
+      <w:proofErr w:type="gramStart"/>
+      <w:r>
+        <w:t>%}</w:t>
+      </w:r>
+      <w:r>
+        <w:t xml:space="preserve">  You</w:t>
+      </w:r>
+      <w:proofErr w:type="gramEnd"/>
+      <w:r>
+        <w:t xml:space="preserve"> need to send a copy to all the Successor Agents mentioned in the Notice.  You may also want to send a copy of your Notice to:</w:t>
       </w:r>
     </w:p>
     <w:p>
@@ -2063,10 +3616,26 @@
         <w:contextualSpacing/>
       </w:pPr>
       <w:r>
-        <w:t>Your close friends and family members</w:t>
-      </w:r>
-      <w:r>
-        <w:t>{% if poa_type[“Property”] == True %}</w:t>
+        <w:t xml:space="preserve">Your close friends and family </w:t>
+      </w:r>
+      <w:proofErr w:type="gramStart"/>
+      <w:r>
+        <w:t>members</w:t>
+      </w:r>
+      <w:r>
+        <w:t>{</w:t>
+      </w:r>
+      <w:proofErr w:type="gramEnd"/>
+      <w:r>
+        <w:t xml:space="preserve">% if </w:t>
+      </w:r>
+      <w:proofErr w:type="spellStart"/>
+      <w:r>
+        <w:t>poa_type</w:t>
+      </w:r>
+      <w:proofErr w:type="spellEnd"/>
+      <w:r>
+        <w:t>[“Property”] == True %}</w:t>
       </w:r>
       <w:r>
         <w:t xml:space="preserve"> </w:t>
@@ -2125,11 +3694,48 @@
         <w:contextualSpacing/>
       </w:pPr>
       <w:r>
-        <w:t>Your credit card companies</w:t>
-      </w:r>
-      <w:r>
-        <w:t>{% endif %}{% if poa_type[“Health”] == True %}</w:t>
-      </w:r>
+        <w:t xml:space="preserve">Your credit card </w:t>
+      </w:r>
+      <w:proofErr w:type="gramStart"/>
+      <w:r>
+        <w:t>companies</w:t>
+      </w:r>
+      <w:r>
+        <w:t>{</w:t>
+      </w:r>
+      <w:proofErr w:type="gramEnd"/>
+      <w:r>
+        <w:t xml:space="preserve">% endif </w:t>
+      </w:r>
+      <w:proofErr w:type="gramStart"/>
+      <w:r>
+        <w:t>%}{</w:t>
+      </w:r>
+      <w:proofErr w:type="gramEnd"/>
+      <w:r>
+        <w:t xml:space="preserve">% if </w:t>
+      </w:r>
+      <w:proofErr w:type="spellStart"/>
+      <w:r>
+        <w:t>poa_type</w:t>
+      </w:r>
+      <w:proofErr w:type="spellEnd"/>
+      <w:r>
+        <w:t>[“</w:t>
+      </w:r>
+      <w:proofErr w:type="gramStart"/>
+      <w:r>
+        <w:t>Health”]</w:t>
+      </w:r>
+      <w:proofErr w:type="gramEnd"/>
+      <w:r>
+        <w:t xml:space="preserve"> == </w:t>
+      </w:r>
+      <w:proofErr w:type="gramStart"/>
+      <w:r>
+        <w:t>True %}</w:t>
+      </w:r>
+      <w:proofErr w:type="gramEnd"/>
     </w:p>
     <w:p>
       <w:pPr>
@@ -2142,11 +3748,24 @@
         <w:contextualSpacing/>
       </w:pPr>
       <w:r>
-        <w:t>Your doctors, nurses, and other care providers</w:t>
-      </w:r>
-      <w:r>
-        <w:t xml:space="preserve"> {% endif %}</w:t>
-      </w:r>
+        <w:t xml:space="preserve">Your doctors, nurses, and other care </w:t>
+      </w:r>
+      <w:proofErr w:type="gramStart"/>
+      <w:r>
+        <w:t>providers</w:t>
+      </w:r>
+      <w:r>
+        <w:t xml:space="preserve"> {%</w:t>
+      </w:r>
+      <w:proofErr w:type="gramEnd"/>
+      <w:r>
+        <w:t xml:space="preserve"> </w:t>
+      </w:r>
+      <w:proofErr w:type="gramStart"/>
+      <w:r>
+        <w:t>endif %}</w:t>
+      </w:r>
+      <w:proofErr w:type="gramEnd"/>
     </w:p>
     <w:p>
       <w:pPr>
@@ -2158,8 +3777,13 @@
         <w:ind w:left="360"/>
         <w:contextualSpacing/>
       </w:pPr>
-      <w:r>
-        <w:t>On the Letter to Agent, list the names and addresses of the other people whom you will send copies of the Notice.</w:t>
+      <w:proofErr w:type="gramStart"/>
+      <w:r>
+        <w:t>On</w:t>
+      </w:r>
+      <w:proofErr w:type="gramEnd"/>
+      <w:r>
+        <w:t xml:space="preserve"> the Letter to Agent, list the names and addresses of the other people whom you will send copies of the Notice.</w:t>
       </w:r>
     </w:p>
     <w:p/>
@@ -2238,7 +3862,15 @@
       </w:r>
       <w:r>
         <w:lastRenderedPageBreak/>
-        <w:t xml:space="preserve">received.  You can check the status on the internet of at the post office.  If you pay extra for a “return receipt,” you will receive a green postcard showing the letter was signed for.  </w:t>
+        <w:t xml:space="preserve">received.  You can check the status on the internet </w:t>
+      </w:r>
+      <w:proofErr w:type="gramStart"/>
+      <w:r>
+        <w:t>of</w:t>
+      </w:r>
+      <w:proofErr w:type="gramEnd"/>
+      <w:r>
+        <w:t xml:space="preserve"> at the post office.  If you pay extra for a “return receipt,” you will receive a green postcard showing the letter was signed for.  </w:t>
       </w:r>
     </w:p>
     <w:p>
@@ -2251,7 +3883,23 @@
         <w:contextualSpacing/>
       </w:pPr>
       <w:r>
-        <w:t xml:space="preserve">Mail copies to all of the other people on your list, or deliver them in person.  </w:t>
+        <w:t xml:space="preserve">Mail copies to </w:t>
+      </w:r>
+      <w:proofErr w:type="gramStart"/>
+      <w:r>
+        <w:t>all of</w:t>
+      </w:r>
+      <w:proofErr w:type="gramEnd"/>
+      <w:r>
+        <w:t xml:space="preserve"> the other people on your </w:t>
+      </w:r>
+      <w:proofErr w:type="gramStart"/>
+      <w:r>
+        <w:t>list, or</w:t>
+      </w:r>
+      <w:proofErr w:type="gramEnd"/>
+      <w:r>
+        <w:t xml:space="preserve"> deliver them in person.  </w:t>
       </w:r>
     </w:p>
     <w:p/>
